--- a/cour/cour formation/SEC105/005-SEC105-Fiche-seance-2025-01-21.docx
+++ b/cour/cour formation/SEC105/005-SEC105-Fiche-seance-2025-01-21.docx
@@ -1367,7 +1367,7 @@
         </w:rPr>
         <w:t xml:space="preserve"> permet aux utilisateurs d’accéder aux périphériques en réseau et protège les accès non autorisés. (Source : </w:t>
       </w:r>
-      <w:hyperlink r:id="rId13" w:history="1">
+      <w:hyperlink r:id="rId13" w:anchor=":~:text=L'architecture%20AAA%20permet%20aux,contre%20les%20acc%C3%A8s%20non%20autoris%C3%A9s" w:history="1">
         <w:r>
           <w:rPr>
             <w:rStyle w:val="Lienhypertexte"/>
@@ -1508,6 +1508,117 @@
           <w:rFonts w:cstheme="minorHAnsi"/>
         </w:rPr>
       </w:pPr>
+      <w:r>
+        <w:rPr>
+          <w:rFonts w:cstheme="minorHAnsi"/>
+        </w:rPr>
+        <w:t>Le protocole d’authentification extensible (EAP) est utilisé pour transmettre les informations d’authentification entre le demandeur et le serveur d’authentification</w:t>
+      </w:r>
+      <w:r>
+        <w:rPr>
+          <w:rFonts w:ascii="intel-clear" w:hAnsi="intel-clear"/>
+          <w:color w:val="262626"/>
+          <w:shd w:val="clear" w:color="auto" w:fill="FFFFFF"/>
+        </w:rPr>
+        <w:t xml:space="preserve"> </w:t>
+      </w:r>
+      <w:r>
+        <w:rPr>
+          <w:rFonts w:cstheme="minorHAnsi"/>
+        </w:rPr>
+        <w:t>Le type EAP gère et définit l’authentification. Le point d’accès agissant comme authentificateur n’est qu’un proxy permettant au demandeur et au serveur d’authentification de communiquer.</w:t>
+      </w:r>
+    </w:p>
+    <w:p>
+      <w:pPr>
+        <w:ind w:left="709" w:right="566"/>
+        <w:rPr>
+          <w:rFonts w:cstheme="minorHAnsi"/>
+        </w:rPr>
+      </w:pPr>
+      <w:r>
+        <w:rPr>
+          <w:rFonts w:cstheme="minorHAnsi"/>
+        </w:rPr>
+        <w:t>(</w:t>
+      </w:r>
+      <w:proofErr w:type="gramStart"/>
+      <w:r>
+        <w:rPr>
+          <w:rFonts w:cstheme="minorHAnsi"/>
+        </w:rPr>
+        <w:t>source</w:t>
+      </w:r>
+      <w:proofErr w:type="gramEnd"/>
+      <w:r>
+        <w:rPr>
+          <w:rFonts w:cstheme="minorHAnsi"/>
+        </w:rPr>
+        <w:t xml:space="preserve"> : </w:t>
+      </w:r>
+      <w:hyperlink r:id="rId16" w:history="1">
+        <w:r>
+          <w:rPr>
+            <w:rStyle w:val="Lienhypertexte"/>
+            <w:rFonts w:cstheme="minorHAnsi"/>
+          </w:rPr>
+          <w:t>https://</w:t>
+        </w:r>
+        <w:r>
+          <w:rPr>
+            <w:rStyle w:val="Lienhypertexte"/>
+            <w:rFonts w:cstheme="minorHAnsi"/>
+          </w:rPr>
+          <w:t>w</w:t>
+        </w:r>
+        <w:r>
+          <w:rPr>
+            <w:rStyle w:val="Lienhypertexte"/>
+            <w:rFonts w:cstheme="minorHAnsi"/>
+          </w:rPr>
+          <w:t>ww.intel.fr/content/www/fr/fr/support/articles/000006999/wireless/legacy-intel-wireless</w:t>
+        </w:r>
+        <w:r>
+          <w:rPr>
+            <w:rStyle w:val="Lienhypertexte"/>
+            <w:rFonts w:cstheme="minorHAnsi"/>
+          </w:rPr>
+          <w:t>-</w:t>
+        </w:r>
+        <w:r>
+          <w:rPr>
+            <w:rStyle w:val="Lienhypertexte"/>
+            <w:rFonts w:cstheme="minorHAnsi"/>
+          </w:rPr>
+          <w:t>product</w:t>
+        </w:r>
+        <w:r>
+          <w:rPr>
+            <w:rStyle w:val="Lienhypertexte"/>
+            <w:rFonts w:cstheme="minorHAnsi"/>
+          </w:rPr>
+          <w:t>s</w:t>
+        </w:r>
+        <w:r>
+          <w:rPr>
+            <w:rStyle w:val="Lienhypertexte"/>
+            <w:rFonts w:cstheme="minorHAnsi"/>
+          </w:rPr>
+          <w:t>.html#:~:text=EAP%2DSIM%20utilise%20une%20cl%C3%A9,SIM%20(Subscriber%20Identity%20Module</w:t>
+        </w:r>
+      </w:hyperlink>
+      <w:r>
+        <w:rPr>
+          <w:rFonts w:cstheme="minorHAnsi"/>
+        </w:rPr>
+        <w:t xml:space="preserve"> </w:t>
+      </w:r>
+      <w:r>
+        <w:rPr>
+          <w:rFonts w:cstheme="minorHAnsi"/>
+        </w:rPr>
+        <w:t>).</w:t>
+      </w:r>
     </w:p>
     <w:sectPr>
       <w:pgSz w:w="11906" w:h="16838"/>
@@ -3411,7 +3522,6 @@
   <w:style w:type="character" w:default="1" w:styleId="Policepardfaut">
     <w:name w:val="Default Paragraph Font"/>
     <w:uiPriority w:val="1"/>
-    <w:semiHidden/>
     <w:unhideWhenUsed/>
   </w:style>
   <w:style w:type="table" w:default="1" w:styleId="TableauNormal">

--- a/cour/cour formation/SEC105/005-SEC105-Fiche-seance-2025-01-21.docx
+++ b/cour/cour formation/SEC105/005-SEC105-Fiche-seance-2025-01-21.docx
@@ -1198,23 +1198,20 @@
         </w:rPr>
         <w:t xml:space="preserve"> </w:t>
       </w:r>
-      <w:r>
-        <w:rPr>
-          <w:rFonts w:cstheme="minorHAnsi"/>
-        </w:rPr>
-        <w:t>https://</w:t>
-      </w:r>
-      <w:r>
-        <w:rPr>
-          <w:rFonts w:cstheme="minorHAnsi"/>
-        </w:rPr>
-        <w:t>www.</w:t>
-      </w:r>
-      <w:r>
-        <w:rPr>
-          <w:rFonts w:cstheme="minorHAnsi"/>
-        </w:rPr>
-        <w:t>roverba.com/pourquoi-securiser-le-reseau-informatique-de-votre-entreprise</w:t>
+      <w:hyperlink r:id="rId13" w:history="1">
+        <w:r>
+          <w:rPr>
+            <w:rStyle w:val="Lienhypertexte"/>
+            <w:rFonts w:cstheme="minorHAnsi"/>
+          </w:rPr>
+          <w:t>https://www.roverba.com/pourquoi-securiser-le-reseau-informatique-de-votre-entreprise</w:t>
+        </w:r>
+      </w:hyperlink>
+      <w:r>
+        <w:rPr>
+          <w:rFonts w:cstheme="minorHAnsi"/>
+        </w:rPr>
+        <w:t xml:space="preserve"> </w:t>
       </w:r>
       <w:r>
         <w:rPr>
@@ -1255,6 +1252,12 @@
           <w:rFonts w:cstheme="minorHAnsi"/>
         </w:rPr>
       </w:pPr>
+      <w:r>
+        <w:rPr>
+          <w:rFonts w:cstheme="minorHAnsi"/>
+        </w:rPr>
+        <w:t>Mettre en place un Supplicant qui oblige les dispositifs voulant se connecter à un réseau 802.1X à l’avoir d’installé. Le Supplicant collecte les informations d’identification d’une manière qui correspond à ce que le 802.1X peut lire. La mise en place d’un Authentificateur peut également palier à cette problématique en effet il va fournir des liaisons de données qui connectent le réseau et le client. Il existe aussi la mise en place d’un serveur d’authentification c’est grâce à lui que l’authentificateur sais si la connexion est autorisée.</w:t>
+      </w:r>
     </w:p>
     <w:p>
       <w:pPr>
@@ -1265,6 +1268,27 @@
           <w:rFonts w:cstheme="minorHAnsi"/>
         </w:rPr>
       </w:pPr>
+      <w:r>
+        <w:rPr>
+          <w:rFonts w:cstheme="minorHAnsi"/>
+        </w:rPr>
+        <w:t xml:space="preserve">Source : </w:t>
+      </w:r>
+      <w:hyperlink r:id="rId14" w:history="1">
+        <w:r>
+          <w:rPr>
+            <w:rStyle w:val="Lienhypertexte"/>
+            <w:rFonts w:cstheme="minorHAnsi"/>
+          </w:rPr>
+          <w:t>https://www.fortinet.com/fr/resources/cyberglossary/802-1x-authentication</w:t>
+        </w:r>
+      </w:hyperlink>
+      <w:r>
+        <w:rPr>
+          <w:rFonts w:cstheme="minorHAnsi"/>
+        </w:rPr>
+        <w:t xml:space="preserve"> </w:t>
+      </w:r>
     </w:p>
     <w:p>
       <w:pPr>
@@ -1278,21 +1302,6 @@
     </w:p>
     <w:p>
       <w:pPr>
-        <w:pStyle w:val="Question1"/>
-        <w:ind w:left="709" w:right="566"/>
-        <w:rPr>
-          <w:rFonts w:asciiTheme="minorHAnsi" w:hAnsiTheme="minorHAnsi" w:cstheme="minorHAnsi"/>
-        </w:rPr>
-      </w:pPr>
-      <w:r>
-        <w:rPr>
-          <w:rFonts w:asciiTheme="minorHAnsi" w:hAnsiTheme="minorHAnsi" w:cstheme="minorHAnsi"/>
-        </w:rPr>
-        <w:t>Quelles peuvent être les limites du champ d’action de ces protocoles ?</w:t>
-      </w:r>
-    </w:p>
-    <w:p>
-      <w:pPr>
         <w:spacing w:after="120" w:line="240" w:lineRule="auto"/>
         <w:ind w:left="709" w:right="566"/>
         <w:jc w:val="both"/>
@@ -1303,6 +1312,21 @@
     </w:p>
     <w:p>
       <w:pPr>
+        <w:pStyle w:val="Question1"/>
+        <w:ind w:left="709" w:right="566"/>
+        <w:rPr>
+          <w:rFonts w:asciiTheme="minorHAnsi" w:hAnsiTheme="minorHAnsi" w:cstheme="minorHAnsi"/>
+        </w:rPr>
+      </w:pPr>
+      <w:r>
+        <w:rPr>
+          <w:rFonts w:asciiTheme="minorHAnsi" w:hAnsiTheme="minorHAnsi" w:cstheme="minorHAnsi"/>
+        </w:rPr>
+        <w:t>Quelles peuvent être les limites du champ d’action de ces protocoles ?</w:t>
+      </w:r>
+    </w:p>
+    <w:p>
+      <w:pPr>
         <w:spacing w:after="120" w:line="240" w:lineRule="auto"/>
         <w:ind w:left="709" w:right="566"/>
         <w:jc w:val="both"/>
@@ -1310,6 +1334,12 @@
           <w:rFonts w:cstheme="minorHAnsi"/>
         </w:rPr>
       </w:pPr>
+      <w:r>
+        <w:rPr>
+          <w:rFonts w:cstheme="minorHAnsi"/>
+        </w:rPr>
+        <w:t>Il existe une faiblesse principale car il a été conçu dans un contexte physique, donc rien n’empêche un utilisateur d’insérer un HUB et de faire bénéficier à d’autre utilisateur l’ouverture des ports. Malgré cette faiblesse une solution peut être mise en place en bloquant le port Ethernet si l’adresse MAC du système authentifier change.</w:t>
+      </w:r>
     </w:p>
     <w:p>
       <w:pPr>
@@ -1320,9 +1350,50 @@
           <w:rFonts w:cstheme="minorHAnsi"/>
         </w:rPr>
       </w:pPr>
+      <w:r>
+        <w:rPr>
+          <w:rFonts w:cstheme="minorHAnsi"/>
+        </w:rPr>
+        <w:t xml:space="preserve">Source : </w:t>
+      </w:r>
+      <w:hyperlink r:id="rId15" w:history="1">
+        <w:r>
+          <w:rPr>
+            <w:rStyle w:val="Lienhypertexte"/>
+            <w:rFonts w:cstheme="minorHAnsi"/>
+          </w:rPr>
+          <w:t>https://2024.jres.org/</w:t>
+        </w:r>
+      </w:hyperlink>
+      <w:r>
+        <w:rPr>
+          <w:rFonts w:cstheme="minorHAnsi"/>
+        </w:rPr>
+        <w:t xml:space="preserve"> </w:t>
+      </w:r>
     </w:p>
     <w:p>
       <w:pPr>
+        <w:spacing w:after="120" w:line="240" w:lineRule="auto"/>
+        <w:ind w:left="709" w:right="566"/>
+        <w:jc w:val="both"/>
+        <w:rPr>
+          <w:rFonts w:cstheme="minorHAnsi"/>
+        </w:rPr>
+      </w:pPr>
+    </w:p>
+    <w:p>
+      <w:pPr>
+        <w:spacing w:after="120" w:line="240" w:lineRule="auto"/>
+        <w:ind w:left="709" w:right="566"/>
+        <w:jc w:val="both"/>
+        <w:rPr>
+          <w:rFonts w:cstheme="minorHAnsi"/>
+        </w:rPr>
+      </w:pPr>
+    </w:p>
+    <w:p>
+      <w:pPr>
         <w:pStyle w:val="Question1"/>
         <w:ind w:left="709" w:right="566"/>
         <w:rPr>
@@ -1367,7 +1438,7 @@
         </w:rPr>
         <w:t xml:space="preserve"> permet aux utilisateurs d’accéder aux périphériques en réseau et protège les accès non autorisés. (Source : </w:t>
       </w:r>
-      <w:hyperlink r:id="rId13" w:anchor=":~:text=L'architecture%20AAA%20permet%20aux,contre%20les%20acc%C3%A8s%20non%20autoris%C3%A9s" w:history="1">
+      <w:hyperlink r:id="rId16" w:anchor=":~:text=L'architecture%20AAA%20permet%20aux,contre%20les%20acc%C3%A8s%20non%20autoris%C3%A9s" w:history="1">
         <w:r>
           <w:rPr>
             <w:rStyle w:val="Lienhypertexte"/>
@@ -1396,7 +1467,7 @@
         </w:rPr>
         <w:t xml:space="preserve">L’architecture AAA est un cadre de sécurité contrôlant l’accès aux ressources informatiques. Elle joue un rôle majeur dans la gestion et la cybersécurité en sélectionnant les utilisateurs et en assurant un suivi de leur activité pendant le temps de leur connexion. (Source : </w:t>
       </w:r>
-      <w:hyperlink r:id="rId14" w:history="1">
+      <w:hyperlink r:id="rId17" w:history="1">
         <w:r>
           <w:rPr>
             <w:rStyle w:val="Lienhypertexte"/>
@@ -1454,7 +1525,7 @@
         </w:rPr>
         <w:t xml:space="preserve">de nouvelles méthodes d’authentification. (Source : </w:t>
       </w:r>
-      <w:hyperlink r:id="rId15" w:history="1">
+      <w:hyperlink r:id="rId18" w:history="1">
         <w:r>
           <w:rPr>
             <w:rStyle w:val="Lienhypertexte"/>
@@ -1542,21 +1613,19 @@
         </w:rPr>
         <w:t>(</w:t>
       </w:r>
-      <w:proofErr w:type="gramStart"/>
-      <w:r>
-        <w:rPr>
-          <w:rFonts w:cstheme="minorHAnsi"/>
-        </w:rPr>
-        <w:t>source</w:t>
-      </w:r>
-      <w:proofErr w:type="gramEnd"/>
+      <w:r>
+        <w:rPr>
+          <w:rFonts w:cstheme="minorHAnsi"/>
+        </w:rPr>
+        <w:t>Source</w:t>
+      </w:r>
       <w:r>
         <w:rPr>
           <w:rFonts w:cstheme="minorHAnsi"/>
         </w:rPr>
         <w:t xml:space="preserve"> : </w:t>
       </w:r>
-      <w:hyperlink r:id="rId16" w:history="1">
+      <w:hyperlink r:id="rId19" w:history="1">
         <w:r>
           <w:rPr>
             <w:rStyle w:val="Lienhypertexte"/>

--- a/cour/cour formation/SEC105/005-SEC105-Fiche-seance-2025-01-21.docx
+++ b/cour/cour formation/SEC105/005-SEC105-Fiche-seance-2025-01-21.docx
@@ -1426,12 +1426,42 @@
         </w:rPr>
         <w:t xml:space="preserve"> ou </w:t>
       </w:r>
-      <w:r>
-        <w:rPr>
-          <w:rFonts w:cstheme="minorHAnsi"/>
-        </w:rPr>
-        <w:t>Authentification, Autorization, Accounting</w:t>
-      </w:r>
+      <w:proofErr w:type="spellStart"/>
+      <w:r>
+        <w:rPr>
+          <w:rFonts w:cstheme="minorHAnsi"/>
+        </w:rPr>
+        <w:t>Authentication</w:t>
+      </w:r>
+      <w:proofErr w:type="spellEnd"/>
+      <w:r>
+        <w:rPr>
+          <w:rFonts w:cstheme="minorHAnsi"/>
+        </w:rPr>
+        <w:t xml:space="preserve">, </w:t>
+      </w:r>
+      <w:proofErr w:type="spellStart"/>
+      <w:r>
+        <w:rPr>
+          <w:rFonts w:cstheme="minorHAnsi"/>
+        </w:rPr>
+        <w:t>Autorization</w:t>
+      </w:r>
+      <w:proofErr w:type="spellEnd"/>
+      <w:r>
+        <w:rPr>
+          <w:rFonts w:cstheme="minorHAnsi"/>
+        </w:rPr>
+        <w:t xml:space="preserve">, </w:t>
+      </w:r>
+      <w:proofErr w:type="spellStart"/>
+      <w:r>
+        <w:rPr>
+          <w:rFonts w:cstheme="minorHAnsi"/>
+        </w:rPr>
+        <w:t>Accounting</w:t>
+      </w:r>
+      <w:proofErr w:type="spellEnd"/>
       <w:r>
         <w:rPr>
           <w:rFonts w:cstheme="minorHAnsi"/>
@@ -1625,55 +1655,13 @@
         </w:rPr>
         <w:t xml:space="preserve"> : </w:t>
       </w:r>
-      <w:hyperlink r:id="rId19" w:history="1">
+      <w:hyperlink r:id="rId19" w:anchor=":~:text=EAP%2DSIM%20utilise%20une%20cl%C3%A9,SIM%20(Subscriber%20Identity%20Module" w:history="1">
         <w:r>
           <w:rPr>
             <w:rStyle w:val="Lienhypertexte"/>
             <w:rFonts w:cstheme="minorHAnsi"/>
           </w:rPr>
-          <w:t>https://</w:t>
-        </w:r>
-        <w:r>
-          <w:rPr>
-            <w:rStyle w:val="Lienhypertexte"/>
-            <w:rFonts w:cstheme="minorHAnsi"/>
-          </w:rPr>
-          <w:t>w</w:t>
-        </w:r>
-        <w:r>
-          <w:rPr>
-            <w:rStyle w:val="Lienhypertexte"/>
-            <w:rFonts w:cstheme="minorHAnsi"/>
-          </w:rPr>
-          <w:t>ww.intel.fr/content/www/fr/fr/support/articles/000006999/wireless/legacy-intel-wireless</w:t>
-        </w:r>
-        <w:r>
-          <w:rPr>
-            <w:rStyle w:val="Lienhypertexte"/>
-            <w:rFonts w:cstheme="minorHAnsi"/>
-          </w:rPr>
-          <w:t>-</w:t>
-        </w:r>
-        <w:r>
-          <w:rPr>
-            <w:rStyle w:val="Lienhypertexte"/>
-            <w:rFonts w:cstheme="minorHAnsi"/>
-          </w:rPr>
-          <w:t>product</w:t>
-        </w:r>
-        <w:r>
-          <w:rPr>
-            <w:rStyle w:val="Lienhypertexte"/>
-            <w:rFonts w:cstheme="minorHAnsi"/>
-          </w:rPr>
-          <w:t>s</w:t>
-        </w:r>
-        <w:r>
-          <w:rPr>
-            <w:rStyle w:val="Lienhypertexte"/>
-            <w:rFonts w:cstheme="minorHAnsi"/>
-          </w:rPr>
-          <w:t>.html#:~:text=EAP%2DSIM%20utilise%20une%20cl%C3%A9,SIM%20(Subscriber%20Identity%20Module</w:t>
+          <w:t>https://www.intel.fr/content/www/fr/fr/support/articles/000006999/wireless/legacy-intel-wireless-products.html#:~:text=EAP%2DSIM%20utilise%20une%20cl%C3%A9,SIM%20(Subscriber%20Identity%20Module</w:t>
         </w:r>
       </w:hyperlink>
       <w:r>
@@ -3591,6 +3579,7 @@
   <w:style w:type="character" w:default="1" w:styleId="Policepardfaut">
     <w:name w:val="Default Paragraph Font"/>
     <w:uiPriority w:val="1"/>
+    <w:semiHidden/>
     <w:unhideWhenUsed/>
   </w:style>
   <w:style w:type="table" w:default="1" w:styleId="TableauNormal">
